--- a/241_Cистемний аналіз та проектування інформаційних систем (r10).docx
+++ b/241_Cистемний аналіз та проектування інформаційних систем (r10).docx
@@ -77,19 +77,6 @@
         <w:t>.</w:t>
       </w:r>
       <w:bookmarkEnd w:id="2"/>
-    </w:p>
-    <w:p>
-      <w:pPr>
-        <w:ind w:left="2880" w:firstLine="720"/>
-        <w:rPr>
-          <w:rFonts w:ascii="Comic Sans MS" w:hAnsi="Comic Sans MS"/>
-          <w:b/>
-          <w:bCs/>
-          <w:sz w:val="36"/>
-          <w:szCs w:val="36"/>
-          <w:lang w:val="uk-UA"/>
-        </w:rPr>
-      </w:pPr>
     </w:p>
     <w:p>
       <w:pPr>
